--- a/corpus/synthetic/inline-image-mixed__010.docx
+++ b/corpus/synthetic/inline-image-mixed__010.docx
@@ -4,6 +4,7 @@
   <w:body>
     <w:p>
       <w:r>
+        <w:rPr/>
         <w:drawing>
           <wp:inline>
             <wp:extent cx="914400" cy="914400"/>
@@ -18,7 +19,6 @@
             </a:graphic>
           </wp:inline>
         </w:drawing>
-        <w:t>mid</w:t>
         <w:drawing>
           <wp:inline>
             <wp:extent cx="457200" cy="457200"/>
